--- a/Carta.docx
+++ b/Carta.docx
@@ -1,425 +1,228 @@
 
 <file path=word/document.xml><?xml version="1.0" encoding="utf-8"?>
-<w:document xmlns:wpc="http://schemas.microsoft.com/office/word/2010/wordprocessingCanvas" xmlns:cx="http://schemas.microsoft.com/office/drawing/2014/chartex" xmlns:cx1="http://schemas.microsoft.com/office/drawing/2015/9/8/chartex" xmlns:cx2="http://schemas.microsoft.com/office/drawing/2015/10/21/chartex" xmlns:cx3="http://schemas.microsoft.com/office/drawing/2016/5/9/chartex" xmlns:cx4="http://schemas.microsoft.com/office/drawing/2016/5/10/chartex" xmlns:cx5="http://schemas.microsoft.com/office/drawing/2016/5/11/chartex" xmlns:cx6="http://schemas.microsoft.com/office/drawing/2016/5/12/chartex" xmlns:cx7="http://schemas.microsoft.com/office/drawing/2016/5/13/chartex" xmlns:cx8="http://schemas.microsoft.com/office/drawing/2016/5/14/chartex" xmlns:mc="http://schemas.openxmlformats.org/markup-compatibility/2006" xmlns:aink="http://schemas.microsoft.com/office/drawing/2016/ink" xmlns:am3d="http://schemas.microsoft.com/office/drawing/2017/model3d" xmlns:o="urn:schemas-microsoft-com:office:office" xmlns:oel="http://schemas.microsoft.com/office/2019/extlst" xmlns:r="http://schemas.openxmlformats.org/officeDocument/2006/relationships" xmlns:m="http://schemas.openxmlformats.org/officeDocument/2006/math" xmlns:v="urn:schemas-microsoft-com:vml" xmlns:wp14="http://schemas.microsoft.com/office/word/2010/wordprocessingDrawing" xmlns:wp="http://schemas.openxmlformats.org/drawingml/2006/wordprocessingDrawing" xmlns:w10="urn:schemas-microsoft-com:office:word" xmlns:w="http://schemas.openxmlformats.org/wordprocessingml/2006/main" xmlns:w14="http://schemas.microsoft.com/office/word/2010/wordml" xmlns:w15="http://schemas.microsoft.com/office/word/2012/wordml" xmlns:w16cex="http://schemas.microsoft.com/office/word/2018/wordml/cex" xmlns:w16cid="http://schemas.microsoft.com/office/word/2016/wordml/cid" xmlns:w16="http://schemas.microsoft.com/office/word/2018/wordml" xmlns:w16sdtdh="http://schemas.microsoft.com/office/word/2020/wordml/sdtdatahash" xmlns:w16se="http://schemas.microsoft.com/office/word/2015/wordml/symex" xmlns:wpg="http://schemas.microsoft.com/office/word/2010/wordprocessingGroup" xmlns:wpi="http://schemas.microsoft.com/office/word/2010/wordprocessingInk" xmlns:wne="http://schemas.microsoft.com/office/word/2006/wordml" xmlns:wps="http://schemas.microsoft.com/office/word/2010/wordprocessingShape" mc:Ignorable="w14 w15 w16se w16cid w16 w16cex w16sdtdh wp14">
+<w:document xmlns:wpc="http://schemas.microsoft.com/office/word/2010/wordprocessingCanvas" xmlns:cx="http://schemas.microsoft.com/office/drawing/2014/chartex" xmlns:cx1="http://schemas.microsoft.com/office/drawing/2015/9/8/chartex" xmlns:cx2="http://schemas.microsoft.com/office/drawing/2015/10/21/chartex" xmlns:cx3="http://schemas.microsoft.com/office/drawing/2016/5/9/chartex" xmlns:cx4="http://schemas.microsoft.com/office/drawing/2016/5/10/chartex" xmlns:cx5="http://schemas.microsoft.com/office/drawing/2016/5/11/chartex" xmlns:cx6="http://schemas.microsoft.com/office/drawing/2016/5/12/chartex" xmlns:cx7="http://schemas.microsoft.com/office/drawing/2016/5/13/chartex" xmlns:cx8="http://schemas.microsoft.com/office/drawing/2016/5/14/chartex" xmlns:mc="http://schemas.openxmlformats.org/markup-compatibility/2006" xmlns:aink="http://schemas.microsoft.com/office/drawing/2016/ink" xmlns:am3d="http://schemas.microsoft.com/office/drawing/2017/model3d" xmlns:o="urn:schemas-microsoft-com:office:office" xmlns:oel="http://schemas.microsoft.com/office/2019/extlst" xmlns:r="http://schemas.openxmlformats.org/officeDocument/2006/relationships" xmlns:m="http://schemas.openxmlformats.org/officeDocument/2006/math" xmlns:v="urn:schemas-microsoft-com:vml" xmlns:wp14="http://schemas.microsoft.com/office/word/2010/wordprocessingDrawing" xmlns:wp="http://schemas.openxmlformats.org/drawingml/2006/wordprocessingDrawing" xmlns:w10="urn:schemas-microsoft-com:office:word" xmlns:w="http://schemas.openxmlformats.org/wordprocessingml/2006/main" xmlns:w14="http://schemas.microsoft.com/office/word/2010/wordml" xmlns:w15="http://schemas.microsoft.com/office/word/2012/wordml" xmlns:w16cex="http://schemas.microsoft.com/office/word/2018/wordml/cex" xmlns:w16cid="http://schemas.microsoft.com/office/word/2016/wordml/cid" xmlns:w16="http://schemas.microsoft.com/office/word/2018/wordml" xmlns:w16du="http://schemas.microsoft.com/office/word/2023/wordml/word16du" xmlns:w16sdtdh="http://schemas.microsoft.com/office/word/2020/wordml/sdtdatahash" xmlns:w16sdtfl="http://schemas.microsoft.com/office/word/2024/wordml/sdtformatlock" xmlns:w16se="http://schemas.microsoft.com/office/word/2015/wordml/symex" xmlns:wpg="http://schemas.microsoft.com/office/word/2010/wordprocessingGroup" xmlns:wpi="http://schemas.microsoft.com/office/word/2010/wordprocessingInk" xmlns:wne="http://schemas.microsoft.com/office/word/2006/wordml" xmlns:wps="http://schemas.microsoft.com/office/word/2010/wordprocessingShape" mc:Ignorable="w14 w15 w16se w16cid w16 w16cex w16sdtdh w16sdtfl w16du wp14">
   <w:body>
     <w:p>
-      <w:pPr>
-        <w:rPr>
-          <w:rFonts w:ascii="Arial" w:hAnsi="Arial" w:cs="Arial"/>
-          <w:i/>
-          <w:iCs/>
-          <w:lang w:val="es-MX"/>
-        </w:rPr>
-      </w:pPr>
       <w:proofErr w:type="spellStart"/>
       <w:r>
-        <w:rPr>
-          <w:rFonts w:ascii="Arial" w:hAnsi="Arial" w:cs="Arial"/>
-          <w:i/>
-          <w:iCs/>
-          <w:lang w:val="es-MX"/>
-        </w:rPr>
         <w:t>Sofi</w:t>
       </w:r>
       <w:proofErr w:type="spellEnd"/>
       <w:r>
-        <w:rPr>
-          <w:rFonts w:ascii="Arial" w:hAnsi="Arial" w:cs="Arial"/>
-          <w:i/>
-          <w:iCs/>
-          <w:lang w:val="es-MX"/>
-        </w:rPr>
         <w:t>, Mi amor…</w:t>
       </w:r>
-      <w:r>
-        <w:rPr>
-          <w:rFonts w:ascii="Arial" w:hAnsi="Arial" w:cs="Arial"/>
-          <w:i/>
-          <w:iCs/>
-          <w:lang w:val="es-MX"/>
-        </w:rPr>
-        <w:br/>
-      </w:r>
-      <w:r>
-        <w:rPr>
-          <w:rFonts w:ascii="Arial" w:hAnsi="Arial" w:cs="Arial"/>
-          <w:i/>
-          <w:iCs/>
-          <w:lang w:val="es-MX"/>
-        </w:rPr>
-        <w:br/>
+    </w:p>
+    <w:p/>
+    <w:p>
+      <w:r>
         <w:t xml:space="preserve">Quiero decirte que te amo </w:t>
       </w:r>
       <w:proofErr w:type="spellStart"/>
       <w:r>
-        <w:rPr>
-          <w:rFonts w:ascii="Arial" w:hAnsi="Arial" w:cs="Arial"/>
-          <w:i/>
-          <w:iCs/>
-          <w:lang w:val="es-MX"/>
-        </w:rPr>
         <w:t>muchisimo</w:t>
       </w:r>
       <w:proofErr w:type="spellEnd"/>
       <w:r>
-        <w:rPr>
-          <w:rFonts w:ascii="Arial" w:hAnsi="Arial" w:cs="Arial"/>
-          <w:i/>
-          <w:iCs/>
-          <w:lang w:val="es-MX"/>
-        </w:rPr>
-        <w:t xml:space="preserve">, entraste a mi vida en el mejor momento posible y este </w:t>
+        <w:t>, entraste a mi vida en el mejor momento posible y este ultimo mes a tu lado la he pasado como nunca, cada segundo contigo es tan valioso como el oro y conocerte hace 3 meses fue lo mejor que me ha podido pasar, con cada abrazo me aferro mas a ti y cada beso me hace sentir la persona mas afortunada del mundo, a pesar de estar rodeados siempre de muchas personas somos solo nosotros siempre, amo</w:t>
+      </w:r>
+      <w:r>
+        <w:t xml:space="preserve"> tu</w:t>
+      </w:r>
+      <w:r>
+        <w:t xml:space="preserve"> carita tierna, tu hermosa sonrisa, tus ojitos, tus labios, amo como eres conmigo, como me hablas, como me celas porque me amas, te amo simplemente a ti.</w:t>
+      </w:r>
+    </w:p>
+    <w:p/>
+    <w:p>
+      <w:r>
+        <w:t>Gracias por permitirme ser parte de tu historia, por cada momento juntos, por ser mi lugar seguro. Eres mi persona favorita en el mundo, mi “</w:t>
       </w:r>
       <w:proofErr w:type="spellStart"/>
       <w:r>
-        <w:rPr>
-          <w:rFonts w:ascii="Arial" w:hAnsi="Arial" w:cs="Arial"/>
-          <w:i/>
-          <w:iCs/>
-          <w:lang w:val="es-MX"/>
-        </w:rPr>
-        <w:t>ultimo</w:t>
+        <w:t>bebesita</w:t>
       </w:r>
       <w:proofErr w:type="spellEnd"/>
       <w:r>
-        <w:rPr>
-          <w:rFonts w:ascii="Arial" w:hAnsi="Arial" w:cs="Arial"/>
-          <w:i/>
-          <w:iCs/>
-          <w:lang w:val="es-MX"/>
-        </w:rPr>
-        <w:t xml:space="preserve"> mes a tu lado la he pasado como nunca, cada segundo contigo es tan valioso como el oro y conocerte hace 3 meses fue lo mejor que me ha podido pasar, con cada abrazo me aferro mas a ti y cada beso me hace sentir la persona </w:t>
-      </w:r>
-      <w:proofErr w:type="spellStart"/>
-      <w:r>
-        <w:rPr>
-          <w:rFonts w:ascii="Arial" w:hAnsi="Arial" w:cs="Arial"/>
-          <w:i/>
-          <w:iCs/>
-          <w:lang w:val="es-MX"/>
-        </w:rPr>
-        <w:t>mas</w:t>
-      </w:r>
-      <w:proofErr w:type="spellEnd"/>
-      <w:r>
-        <w:rPr>
-          <w:rFonts w:ascii="Arial" w:hAnsi="Arial" w:cs="Arial"/>
-          <w:i/>
-          <w:iCs/>
-          <w:lang w:val="es-MX"/>
-        </w:rPr>
-        <w:t xml:space="preserve"> afortunada del mundo</w:t>
-      </w:r>
-      <w:r>
-        <w:rPr>
-          <w:rFonts w:ascii="Arial" w:hAnsi="Arial" w:cs="Arial"/>
-          <w:i/>
-          <w:iCs/>
-          <w:lang w:val="es-MX"/>
-        </w:rPr>
-        <w:t>, a pesar de estar rodeados siempre de muchas personas somos solo nosotros siempre, amo carita tierna, tu hermosa sonrisa, tus ojitos, tus labios, amo como eres conmigo,</w:t>
-      </w:r>
-      <w:r>
-        <w:rPr>
-          <w:rFonts w:ascii="Arial" w:hAnsi="Arial" w:cs="Arial"/>
-          <w:i/>
-          <w:iCs/>
-          <w:lang w:val="es-MX"/>
-        </w:rPr>
-        <w:t xml:space="preserve"> como me hablas,</w:t>
-      </w:r>
-      <w:r>
-        <w:rPr>
-          <w:rFonts w:ascii="Arial" w:hAnsi="Arial" w:cs="Arial"/>
-          <w:i/>
-          <w:iCs/>
-          <w:lang w:val="es-MX"/>
-        </w:rPr>
-        <w:t xml:space="preserve"> como me celas porque me amas, te amo simplemente a ti</w:t>
-      </w:r>
-      <w:r>
-        <w:rPr>
-          <w:rFonts w:ascii="Arial" w:hAnsi="Arial" w:cs="Arial"/>
-          <w:i/>
-          <w:iCs/>
-          <w:lang w:val="es-MX"/>
-        </w:rPr>
+        <w:t>”, y esto apenas es un mes de todo lo que nos falta por vivir</w:t>
+      </w:r>
+      <w:r>
+        <w:t xml:space="preserve">, </w:t>
+      </w:r>
+      <w:r>
+        <w:t>recuerda que siempre estaré para ti</w:t>
+      </w:r>
+      <w:r>
         <w:t>.</w:t>
+      </w:r>
+      <w:r>
+        <w:t xml:space="preserve"> </w:t>
       </w:r>
     </w:p>
     <w:p>
-      <w:pPr>
-        <w:rPr>
-          <w:rFonts w:ascii="Arial" w:hAnsi="Arial" w:cs="Arial"/>
-          <w:i/>
-          <w:iCs/>
-          <w:lang w:val="es-MX"/>
-        </w:rPr>
-      </w:pPr>
+      <w:r>
+        <w:t xml:space="preserve"> Gracias por estar conmigo, te amo mucho mi vida, feliz primer mes juntos:3.</w:t>
+      </w:r>
     </w:p>
+    <w:p/>
+    <w:p>
+      <w:r>
+        <w:t>Te amo con toda mi alma, hoy y siempre.</w:t>
+      </w:r>
+    </w:p>
+    <w:p/>
     <w:p>
       <w:pPr>
-        <w:rPr>
-          <w:rFonts w:ascii="Arial" w:hAnsi="Arial" w:cs="Arial"/>
-          <w:i/>
-          <w:iCs/>
-          <w:lang w:val="es-CO"/>
-        </w:rPr>
+        <w:pStyle w:val="Prrafodelista"/>
+        <w:numPr>
+          <w:ilvl w:val="0"/>
+          <w:numId w:val="1"/>
+        </w:numPr>
       </w:pPr>
       <w:r>
-        <w:rPr>
-          <w:rFonts w:ascii="Arial" w:hAnsi="Arial" w:cs="Arial"/>
-          <w:i/>
-          <w:iCs/>
-          <w:lang w:val="es-CO"/>
-        </w:rPr>
-        <w:t xml:space="preserve">Gracias por permitirme ser parte de tu historia, por cada </w:t>
-      </w:r>
-      <w:r>
-        <w:rPr>
-          <w:rFonts w:ascii="Arial" w:hAnsi="Arial" w:cs="Arial"/>
-          <w:i/>
-          <w:iCs/>
-          <w:lang w:val="es-CO"/>
-        </w:rPr>
-        <w:t>momento</w:t>
-      </w:r>
-      <w:r>
-        <w:rPr>
-          <w:rFonts w:ascii="Arial" w:hAnsi="Arial" w:cs="Arial"/>
-          <w:i/>
-          <w:iCs/>
-          <w:lang w:val="es-CO"/>
-        </w:rPr>
-        <w:t xml:space="preserve"> juntos,</w:t>
-      </w:r>
-      <w:r>
-        <w:rPr>
-          <w:rFonts w:ascii="Arial" w:hAnsi="Arial" w:cs="Arial"/>
-          <w:i/>
-          <w:iCs/>
-          <w:lang w:val="es-CO"/>
-        </w:rPr>
-        <w:t xml:space="preserve"> </w:t>
-      </w:r>
-      <w:r>
-        <w:rPr>
-          <w:rFonts w:ascii="Arial" w:hAnsi="Arial" w:cs="Arial"/>
-          <w:i/>
-          <w:iCs/>
-          <w:lang w:val="es-CO"/>
-        </w:rPr>
-        <w:t xml:space="preserve">por ser mi lugar seguro </w:t>
-      </w:r>
-      <w:proofErr w:type="spellStart"/>
-      <w:r>
-        <w:rPr>
-          <w:rFonts w:ascii="Arial" w:hAnsi="Arial" w:cs="Arial"/>
-          <w:i/>
-          <w:iCs/>
-          <w:lang w:val="es-CO"/>
-        </w:rPr>
-        <w:t>seguro</w:t>
-      </w:r>
-      <w:proofErr w:type="spellEnd"/>
-      <w:r>
-        <w:rPr>
-          <w:rFonts w:ascii="Arial" w:hAnsi="Arial" w:cs="Arial"/>
-          <w:i/>
-          <w:iCs/>
-          <w:lang w:val="es-CO"/>
-        </w:rPr>
-        <w:t>. Eres mi persona favorita</w:t>
-      </w:r>
-      <w:r>
-        <w:rPr>
-          <w:rFonts w:ascii="Arial" w:hAnsi="Arial" w:cs="Arial"/>
-          <w:i/>
-          <w:iCs/>
-          <w:lang w:val="es-CO"/>
-        </w:rPr>
-        <w:t xml:space="preserve"> en </w:t>
-      </w:r>
-      <w:proofErr w:type="spellStart"/>
-      <w:r>
-        <w:rPr>
-          <w:rFonts w:ascii="Arial" w:hAnsi="Arial" w:cs="Arial"/>
-          <w:i/>
-          <w:iCs/>
-          <w:lang w:val="es-CO"/>
-        </w:rPr>
-        <w:t>el</w:t>
-      </w:r>
-      <w:proofErr w:type="spellEnd"/>
-      <w:r>
-        <w:rPr>
-          <w:rFonts w:ascii="Arial" w:hAnsi="Arial" w:cs="Arial"/>
-          <w:i/>
-          <w:iCs/>
-          <w:lang w:val="es-CO"/>
-        </w:rPr>
-        <w:t xml:space="preserve"> mundo</w:t>
-      </w:r>
-      <w:r>
-        <w:rPr>
-          <w:rFonts w:ascii="Arial" w:hAnsi="Arial" w:cs="Arial"/>
-          <w:i/>
-          <w:iCs/>
-          <w:lang w:val="es-CO"/>
-        </w:rPr>
-        <w:t>, mi "</w:t>
-      </w:r>
-      <w:proofErr w:type="spellStart"/>
-      <w:r>
-        <w:rPr>
-          <w:rFonts w:ascii="Arial" w:hAnsi="Arial" w:cs="Arial"/>
-          <w:i/>
-          <w:iCs/>
-          <w:lang w:val="es-CO"/>
-        </w:rPr>
-        <w:t>bebesita</w:t>
-      </w:r>
-      <w:proofErr w:type="spellEnd"/>
-      <w:r>
-        <w:rPr>
-          <w:rFonts w:ascii="Arial" w:hAnsi="Arial" w:cs="Arial"/>
-          <w:i/>
-          <w:iCs/>
-          <w:lang w:val="es-CO"/>
-        </w:rPr>
-        <w:t xml:space="preserve">", y esto apenas es un </w:t>
-      </w:r>
-      <w:r>
-        <w:rPr>
-          <w:rFonts w:ascii="Arial" w:hAnsi="Arial" w:cs="Arial"/>
-          <w:i/>
-          <w:iCs/>
-          <w:lang w:val="es-CO"/>
-        </w:rPr>
-        <w:t>mes</w:t>
-      </w:r>
-      <w:r>
-        <w:rPr>
-          <w:rFonts w:ascii="Arial" w:hAnsi="Arial" w:cs="Arial"/>
-          <w:i/>
-          <w:iCs/>
-          <w:lang w:val="es-CO"/>
-        </w:rPr>
-        <w:t xml:space="preserve"> de todo lo que nos falta por vivir Gracias por estar</w:t>
-      </w:r>
-      <w:r>
-        <w:rPr>
-          <w:rFonts w:ascii="Arial" w:hAnsi="Arial" w:cs="Arial"/>
-          <w:i/>
-          <w:iCs/>
-          <w:lang w:val="es-CO"/>
-        </w:rPr>
-        <w:t xml:space="preserve"> conmigo</w:t>
-      </w:r>
-      <w:r>
-        <w:rPr>
-          <w:rFonts w:ascii="Arial" w:hAnsi="Arial" w:cs="Arial"/>
-          <w:i/>
-          <w:iCs/>
-          <w:lang w:val="es-CO"/>
-        </w:rPr>
-        <w:t>, te amo mucho mi vida, feliz</w:t>
-      </w:r>
-      <w:r>
-        <w:rPr>
-          <w:rFonts w:ascii="Arial" w:hAnsi="Arial" w:cs="Arial"/>
-          <w:i/>
-          <w:iCs/>
-          <w:lang w:val="es-CO"/>
-        </w:rPr>
-        <w:t xml:space="preserve"> primer mes juntos</w:t>
-      </w:r>
-      <w:r>
-        <w:rPr>
-          <w:rFonts w:ascii="Arial" w:hAnsi="Arial" w:cs="Arial"/>
-          <w:i/>
-          <w:iCs/>
-          <w:lang w:val="es-CO"/>
-        </w:rPr>
-        <w:t>:3.</w:t>
+        <w:t>Tu novio Axel :3</w:t>
       </w:r>
     </w:p>
-    <w:p>
-      <w:pPr>
-        <w:rPr>
-          <w:rFonts w:ascii="Arial" w:hAnsi="Arial" w:cs="Arial"/>
-          <w:i/>
-          <w:iCs/>
-          <w:lang w:val="es-CO"/>
-        </w:rPr>
-      </w:pPr>
-      <w:r>
-        <w:rPr>
-          <w:rFonts w:ascii="Arial" w:hAnsi="Arial" w:cs="Arial"/>
-          <w:i/>
-          <w:iCs/>
-          <w:lang w:val="es-CO"/>
-        </w:rPr>
-        <w:t>Te amo con tod</w:t>
-      </w:r>
-      <w:r>
-        <w:rPr>
-          <w:rFonts w:ascii="Arial" w:hAnsi="Arial" w:cs="Arial"/>
-          <w:i/>
-          <w:iCs/>
-          <w:lang w:val="es-CO"/>
-        </w:rPr>
-        <w:t>a mi alma</w:t>
-      </w:r>
-      <w:r>
-        <w:rPr>
-          <w:rFonts w:ascii="Arial" w:hAnsi="Arial" w:cs="Arial"/>
-          <w:i/>
-          <w:iCs/>
-          <w:lang w:val="es-CO"/>
-        </w:rPr>
-        <w:t>, hoy y siempre.</w:t>
-      </w:r>
-      <w:r>
-        <w:rPr>
-          <w:rFonts w:ascii="Arial" w:hAnsi="Arial" w:cs="Arial"/>
-          <w:i/>
-          <w:iCs/>
-          <w:lang w:val="es-CO"/>
-        </w:rPr>
-        <w:br/>
-      </w:r>
-      <w:r>
-        <w:rPr>
-          <w:rFonts w:ascii="Arial" w:hAnsi="Arial" w:cs="Arial"/>
-          <w:i/>
-          <w:iCs/>
-          <w:lang w:val="es-CO"/>
-        </w:rPr>
-        <w:br/>
-        <w:t>-tu novio Axel :3</w:t>
-      </w:r>
-    </w:p>
+    <w:p/>
     <w:sectPr>
       <w:pgSz w:w="12240" w:h="15840"/>
-      <w:pgMar w:top="1417" w:right="1701" w:bottom="1417" w:left="1701" w:header="720" w:footer="720" w:gutter="0"/>
-      <w:cols w:space="720"/>
+      <w:pgMar w:top="1417" w:right="1701" w:bottom="1417" w:left="1701" w:header="708" w:footer="708" w:gutter="0"/>
+      <w:cols w:space="708"/>
       <w:docGrid w:linePitch="360"/>
     </w:sectPr>
   </w:body>
 </w:document>
 </file>
 
+<file path=word/numbering.xml><?xml version="1.0" encoding="utf-8"?>
+<w:numbering xmlns:wpc="http://schemas.microsoft.com/office/word/2010/wordprocessingCanvas" xmlns:cx="http://schemas.microsoft.com/office/drawing/2014/chartex" xmlns:cx1="http://schemas.microsoft.com/office/drawing/2015/9/8/chartex" xmlns:cx2="http://schemas.microsoft.com/office/drawing/2015/10/21/chartex" xmlns:cx3="http://schemas.microsoft.com/office/drawing/2016/5/9/chartex" xmlns:cx4="http://schemas.microsoft.com/office/drawing/2016/5/10/chartex" xmlns:cx5="http://schemas.microsoft.com/office/drawing/2016/5/11/chartex" xmlns:cx6="http://schemas.microsoft.com/office/drawing/2016/5/12/chartex" xmlns:cx7="http://schemas.microsoft.com/office/drawing/2016/5/13/chartex" xmlns:cx8="http://schemas.microsoft.com/office/drawing/2016/5/14/chartex" xmlns:mc="http://schemas.openxmlformats.org/markup-compatibility/2006" xmlns:aink="http://schemas.microsoft.com/office/drawing/2016/ink" xmlns:am3d="http://schemas.microsoft.com/office/drawing/2017/model3d" xmlns:o="urn:schemas-microsoft-com:office:office" xmlns:oel="http://schemas.microsoft.com/office/2019/extlst" xmlns:r="http://schemas.openxmlformats.org/officeDocument/2006/relationships" xmlns:m="http://schemas.openxmlformats.org/officeDocument/2006/math" xmlns:v="urn:schemas-microsoft-com:vml" xmlns:wp14="http://schemas.microsoft.com/office/word/2010/wordprocessingDrawing" xmlns:wp="http://schemas.openxmlformats.org/drawingml/2006/wordprocessingDrawing" xmlns:w10="urn:schemas-microsoft-com:office:word" xmlns:w="http://schemas.openxmlformats.org/wordprocessingml/2006/main" xmlns:w14="http://schemas.microsoft.com/office/word/2010/wordml" xmlns:w15="http://schemas.microsoft.com/office/word/2012/wordml" xmlns:w16cex="http://schemas.microsoft.com/office/word/2018/wordml/cex" xmlns:w16cid="http://schemas.microsoft.com/office/word/2016/wordml/cid" xmlns:w16="http://schemas.microsoft.com/office/word/2018/wordml" xmlns:w16du="http://schemas.microsoft.com/office/word/2023/wordml/word16du" xmlns:w16sdtdh="http://schemas.microsoft.com/office/word/2020/wordml/sdtdatahash" xmlns:w16sdtfl="http://schemas.microsoft.com/office/word/2024/wordml/sdtformatlock" xmlns:w16se="http://schemas.microsoft.com/office/word/2015/wordml/symex" xmlns:wpg="http://schemas.microsoft.com/office/word/2010/wordprocessingGroup" xmlns:wpi="http://schemas.microsoft.com/office/word/2010/wordprocessingInk" xmlns:wne="http://schemas.microsoft.com/office/word/2006/wordml" xmlns:wps="http://schemas.microsoft.com/office/word/2010/wordprocessingShape" mc:Ignorable="w14 w15 w16se w16cid w16 w16cex w16sdtdh w16sdtfl w16du wp14">
+  <w:abstractNum w:abstractNumId="0" w15:restartNumberingAfterBreak="0">
+    <w:nsid w:val="59A2737B"/>
+    <w:multiLevelType w:val="hybridMultilevel"/>
+    <w:tmpl w:val="C8527EF0"/>
+    <w:lvl w:ilvl="0" w:tplc="FFFFFFFF">
+      <w:numFmt w:val="bullet"/>
+      <w:lvlText w:val="—"/>
+      <w:lvlJc w:val="left"/>
+      <w:pPr>
+        <w:ind w:left="720" w:hanging="360"/>
+      </w:pPr>
+      <w:rPr>
+        <w:rFonts w:ascii="Aptos" w:eastAsiaTheme="minorEastAsia" w:hAnsi="Aptos" w:cstheme="minorBidi" w:hint="default"/>
+      </w:rPr>
+    </w:lvl>
+    <w:lvl w:ilvl="1" w:tplc="080A0003" w:tentative="1">
+      <w:start w:val="1"/>
+      <w:numFmt w:val="bullet"/>
+      <w:lvlText w:val="o"/>
+      <w:lvlJc w:val="left"/>
+      <w:pPr>
+        <w:ind w:left="1440" w:hanging="360"/>
+      </w:pPr>
+      <w:rPr>
+        <w:rFonts w:ascii="Courier New" w:hAnsi="Courier New" w:cs="Courier New" w:hint="default"/>
+      </w:rPr>
+    </w:lvl>
+    <w:lvl w:ilvl="2" w:tplc="080A0005" w:tentative="1">
+      <w:start w:val="1"/>
+      <w:numFmt w:val="bullet"/>
+      <w:lvlText w:val=""/>
+      <w:lvlJc w:val="left"/>
+      <w:pPr>
+        <w:ind w:left="2160" w:hanging="360"/>
+      </w:pPr>
+      <w:rPr>
+        <w:rFonts w:ascii="Wingdings" w:hAnsi="Wingdings" w:hint="default"/>
+      </w:rPr>
+    </w:lvl>
+    <w:lvl w:ilvl="3" w:tplc="080A0001" w:tentative="1">
+      <w:start w:val="1"/>
+      <w:numFmt w:val="bullet"/>
+      <w:lvlText w:val=""/>
+      <w:lvlJc w:val="left"/>
+      <w:pPr>
+        <w:ind w:left="2880" w:hanging="360"/>
+      </w:pPr>
+      <w:rPr>
+        <w:rFonts w:ascii="Symbol" w:hAnsi="Symbol" w:hint="default"/>
+      </w:rPr>
+    </w:lvl>
+    <w:lvl w:ilvl="4" w:tplc="080A0003" w:tentative="1">
+      <w:start w:val="1"/>
+      <w:numFmt w:val="bullet"/>
+      <w:lvlText w:val="o"/>
+      <w:lvlJc w:val="left"/>
+      <w:pPr>
+        <w:ind w:left="3600" w:hanging="360"/>
+      </w:pPr>
+      <w:rPr>
+        <w:rFonts w:ascii="Courier New" w:hAnsi="Courier New" w:cs="Courier New" w:hint="default"/>
+      </w:rPr>
+    </w:lvl>
+    <w:lvl w:ilvl="5" w:tplc="080A0005" w:tentative="1">
+      <w:start w:val="1"/>
+      <w:numFmt w:val="bullet"/>
+      <w:lvlText w:val=""/>
+      <w:lvlJc w:val="left"/>
+      <w:pPr>
+        <w:ind w:left="4320" w:hanging="360"/>
+      </w:pPr>
+      <w:rPr>
+        <w:rFonts w:ascii="Wingdings" w:hAnsi="Wingdings" w:hint="default"/>
+      </w:rPr>
+    </w:lvl>
+    <w:lvl w:ilvl="6" w:tplc="080A0001" w:tentative="1">
+      <w:start w:val="1"/>
+      <w:numFmt w:val="bullet"/>
+      <w:lvlText w:val=""/>
+      <w:lvlJc w:val="left"/>
+      <w:pPr>
+        <w:ind w:left="5040" w:hanging="360"/>
+      </w:pPr>
+      <w:rPr>
+        <w:rFonts w:ascii="Symbol" w:hAnsi="Symbol" w:hint="default"/>
+      </w:rPr>
+    </w:lvl>
+    <w:lvl w:ilvl="7" w:tplc="080A0003" w:tentative="1">
+      <w:start w:val="1"/>
+      <w:numFmt w:val="bullet"/>
+      <w:lvlText w:val="o"/>
+      <w:lvlJc w:val="left"/>
+      <w:pPr>
+        <w:ind w:left="5760" w:hanging="360"/>
+      </w:pPr>
+      <w:rPr>
+        <w:rFonts w:ascii="Courier New" w:hAnsi="Courier New" w:cs="Courier New" w:hint="default"/>
+      </w:rPr>
+    </w:lvl>
+    <w:lvl w:ilvl="8" w:tplc="080A0005" w:tentative="1">
+      <w:start w:val="1"/>
+      <w:numFmt w:val="bullet"/>
+      <w:lvlText w:val=""/>
+      <w:lvlJc w:val="left"/>
+      <w:pPr>
+        <w:ind w:left="6480" w:hanging="360"/>
+      </w:pPr>
+      <w:rPr>
+        <w:rFonts w:ascii="Wingdings" w:hAnsi="Wingdings" w:hint="default"/>
+      </w:rPr>
+    </w:lvl>
+  </w:abstractNum>
+  <w:num w:numId="1" w16cid:durableId="118493924">
+    <w:abstractNumId w:val="0"/>
+  </w:num>
+</w:numbering>
+</file>
+
 <file path=word/styles.xml><?xml version="1.0" encoding="utf-8"?>
-<w:styles xmlns:mc="http://schemas.openxmlformats.org/markup-compatibility/2006" xmlns:r="http://schemas.openxmlformats.org/officeDocument/2006/relationships" xmlns:w="http://schemas.openxmlformats.org/wordprocessingml/2006/main" xmlns:w14="http://schemas.microsoft.com/office/word/2010/wordml" xmlns:w15="http://schemas.microsoft.com/office/word/2012/wordml" xmlns:w16cex="http://schemas.microsoft.com/office/word/2018/wordml/cex" xmlns:w16cid="http://schemas.microsoft.com/office/word/2016/wordml/cid" xmlns:w16="http://schemas.microsoft.com/office/word/2018/wordml" xmlns:w16sdtdh="http://schemas.microsoft.com/office/word/2020/wordml/sdtdatahash" xmlns:w16se="http://schemas.microsoft.com/office/word/2015/wordml/symex" mc:Ignorable="w14 w15 w16se w16cid w16 w16cex w16sdtdh">
+<w:styles xmlns:mc="http://schemas.openxmlformats.org/markup-compatibility/2006" xmlns:r="http://schemas.openxmlformats.org/officeDocument/2006/relationships" xmlns:w="http://schemas.openxmlformats.org/wordprocessingml/2006/main" xmlns:w14="http://schemas.microsoft.com/office/word/2010/wordml" xmlns:w15="http://schemas.microsoft.com/office/word/2012/wordml" xmlns:w16cex="http://schemas.microsoft.com/office/word/2018/wordml/cex" xmlns:w16cid="http://schemas.microsoft.com/office/word/2016/wordml/cid" xmlns:w16="http://schemas.microsoft.com/office/word/2018/wordml" xmlns:w16du="http://schemas.microsoft.com/office/word/2023/wordml/word16du" xmlns:w16sdtdh="http://schemas.microsoft.com/office/word/2020/wordml/sdtdatahash" xmlns:w16sdtfl="http://schemas.microsoft.com/office/word/2024/wordml/sdtformatlock" xmlns:w16se="http://schemas.microsoft.com/office/word/2015/wordml/symex" mc:Ignorable="w14 w15 w16se w16cid w16 w16cex w16sdtdh w16sdtfl w16du">
   <w:docDefaults>
     <w:rPrDefault>
       <w:rPr>
-        <w:rFonts w:asciiTheme="minorHAnsi" w:eastAsiaTheme="minorHAnsi" w:hAnsiTheme="minorHAnsi" w:cstheme="minorBidi"/>
+        <w:rFonts w:asciiTheme="minorHAnsi" w:eastAsiaTheme="minorEastAsia" w:hAnsiTheme="minorHAnsi" w:cstheme="minorBidi"/>
         <w:kern w:val="2"/>
         <w:sz w:val="24"/>
         <w:szCs w:val="24"/>
-        <w:lang w:val="en-US" w:eastAsia="en-US" w:bidi="ar-SA"/>
+        <w:lang w:val="es-CO" w:eastAsia="es-MX" w:bidi="ar-SA"/>
         <w14:ligatures w14:val="standardContextual"/>
       </w:rPr>
     </w:rPrDefault>
@@ -818,7 +621,7 @@
     <w:link w:val="Ttulo1Car"/>
     <w:uiPriority w:val="9"/>
     <w:qFormat/>
-    <w:rsid w:val="00DB51AB"/>
+    <w:rsid w:val="00116D3C"/>
     <w:pPr>
       <w:keepNext/>
       <w:keepLines/>
@@ -841,7 +644,7 @@
     <w:semiHidden/>
     <w:unhideWhenUsed/>
     <w:qFormat/>
-    <w:rsid w:val="00DB51AB"/>
+    <w:rsid w:val="00116D3C"/>
     <w:pPr>
       <w:keepNext/>
       <w:keepLines/>
@@ -864,7 +667,7 @@
     <w:semiHidden/>
     <w:unhideWhenUsed/>
     <w:qFormat/>
-    <w:rsid w:val="00DB51AB"/>
+    <w:rsid w:val="00116D3C"/>
     <w:pPr>
       <w:keepNext/>
       <w:keepLines/>
@@ -887,7 +690,7 @@
     <w:semiHidden/>
     <w:unhideWhenUsed/>
     <w:qFormat/>
-    <w:rsid w:val="00DB51AB"/>
+    <w:rsid w:val="00116D3C"/>
     <w:pPr>
       <w:keepNext/>
       <w:keepLines/>
@@ -910,7 +713,7 @@
     <w:semiHidden/>
     <w:unhideWhenUsed/>
     <w:qFormat/>
-    <w:rsid w:val="00DB51AB"/>
+    <w:rsid w:val="00116D3C"/>
     <w:pPr>
       <w:keepNext/>
       <w:keepLines/>
@@ -931,7 +734,7 @@
     <w:semiHidden/>
     <w:unhideWhenUsed/>
     <w:qFormat/>
-    <w:rsid w:val="00DB51AB"/>
+    <w:rsid w:val="00116D3C"/>
     <w:pPr>
       <w:keepNext/>
       <w:keepLines/>
@@ -954,7 +757,7 @@
     <w:semiHidden/>
     <w:unhideWhenUsed/>
     <w:qFormat/>
-    <w:rsid w:val="00DB51AB"/>
+    <w:rsid w:val="00116D3C"/>
     <w:pPr>
       <w:keepNext/>
       <w:keepLines/>
@@ -975,7 +778,7 @@
     <w:semiHidden/>
     <w:unhideWhenUsed/>
     <w:qFormat/>
-    <w:rsid w:val="00DB51AB"/>
+    <w:rsid w:val="00116D3C"/>
     <w:pPr>
       <w:keepNext/>
       <w:keepLines/>
@@ -998,7 +801,7 @@
     <w:semiHidden/>
     <w:unhideWhenUsed/>
     <w:qFormat/>
-    <w:rsid w:val="00DB51AB"/>
+    <w:rsid w:val="00116D3C"/>
     <w:pPr>
       <w:keepNext/>
       <w:keepLines/>
@@ -1013,6 +816,7 @@
   <w:style w:type="character" w:default="1" w:styleId="Fuentedeprrafopredeter">
     <w:name w:val="Default Paragraph Font"/>
     <w:uiPriority w:val="1"/>
+    <w:semiHidden/>
     <w:unhideWhenUsed/>
   </w:style>
   <w:style w:type="table" w:default="1" w:styleId="Tablanormal">
@@ -1041,7 +845,7 @@
     <w:basedOn w:val="Fuentedeprrafopredeter"/>
     <w:link w:val="Ttulo1"/>
     <w:uiPriority w:val="9"/>
-    <w:rsid w:val="00DB51AB"/>
+    <w:rsid w:val="00116D3C"/>
     <w:rPr>
       <w:rFonts w:asciiTheme="majorHAnsi" w:eastAsiaTheme="majorEastAsia" w:hAnsiTheme="majorHAnsi" w:cstheme="majorBidi"/>
       <w:color w:val="0F4761" w:themeColor="accent1" w:themeShade="BF"/>
@@ -1055,7 +859,7 @@
     <w:link w:val="Ttulo2"/>
     <w:uiPriority w:val="9"/>
     <w:semiHidden/>
-    <w:rsid w:val="00DB51AB"/>
+    <w:rsid w:val="00116D3C"/>
     <w:rPr>
       <w:rFonts w:asciiTheme="majorHAnsi" w:eastAsiaTheme="majorEastAsia" w:hAnsiTheme="majorHAnsi" w:cstheme="majorBidi"/>
       <w:color w:val="0F4761" w:themeColor="accent1" w:themeShade="BF"/>
@@ -1069,7 +873,7 @@
     <w:link w:val="Ttulo3"/>
     <w:uiPriority w:val="9"/>
     <w:semiHidden/>
-    <w:rsid w:val="00DB51AB"/>
+    <w:rsid w:val="00116D3C"/>
     <w:rPr>
       <w:rFonts w:eastAsiaTheme="majorEastAsia" w:cstheme="majorBidi"/>
       <w:color w:val="0F4761" w:themeColor="accent1" w:themeShade="BF"/>
@@ -1083,7 +887,7 @@
     <w:link w:val="Ttulo4"/>
     <w:uiPriority w:val="9"/>
     <w:semiHidden/>
-    <w:rsid w:val="00DB51AB"/>
+    <w:rsid w:val="00116D3C"/>
     <w:rPr>
       <w:rFonts w:eastAsiaTheme="majorEastAsia" w:cstheme="majorBidi"/>
       <w:i/>
@@ -1097,7 +901,7 @@
     <w:link w:val="Ttulo5"/>
     <w:uiPriority w:val="9"/>
     <w:semiHidden/>
-    <w:rsid w:val="00DB51AB"/>
+    <w:rsid w:val="00116D3C"/>
     <w:rPr>
       <w:rFonts w:eastAsiaTheme="majorEastAsia" w:cstheme="majorBidi"/>
       <w:color w:val="0F4761" w:themeColor="accent1" w:themeShade="BF"/>
@@ -1109,7 +913,7 @@
     <w:link w:val="Ttulo6"/>
     <w:uiPriority w:val="9"/>
     <w:semiHidden/>
-    <w:rsid w:val="00DB51AB"/>
+    <w:rsid w:val="00116D3C"/>
     <w:rPr>
       <w:rFonts w:eastAsiaTheme="majorEastAsia" w:cstheme="majorBidi"/>
       <w:i/>
@@ -1123,7 +927,7 @@
     <w:link w:val="Ttulo7"/>
     <w:uiPriority w:val="9"/>
     <w:semiHidden/>
-    <w:rsid w:val="00DB51AB"/>
+    <w:rsid w:val="00116D3C"/>
     <w:rPr>
       <w:rFonts w:eastAsiaTheme="majorEastAsia" w:cstheme="majorBidi"/>
       <w:color w:val="595959" w:themeColor="text1" w:themeTint="A6"/>
@@ -1135,7 +939,7 @@
     <w:link w:val="Ttulo8"/>
     <w:uiPriority w:val="9"/>
     <w:semiHidden/>
-    <w:rsid w:val="00DB51AB"/>
+    <w:rsid w:val="00116D3C"/>
     <w:rPr>
       <w:rFonts w:eastAsiaTheme="majorEastAsia" w:cstheme="majorBidi"/>
       <w:i/>
@@ -1149,7 +953,7 @@
     <w:link w:val="Ttulo9"/>
     <w:uiPriority w:val="9"/>
     <w:semiHidden/>
-    <w:rsid w:val="00DB51AB"/>
+    <w:rsid w:val="00116D3C"/>
     <w:rPr>
       <w:rFonts w:eastAsiaTheme="majorEastAsia" w:cstheme="majorBidi"/>
       <w:color w:val="272727" w:themeColor="text1" w:themeTint="D8"/>
@@ -1162,7 +966,7 @@
     <w:link w:val="TtuloCar"/>
     <w:uiPriority w:val="10"/>
     <w:qFormat/>
-    <w:rsid w:val="00DB51AB"/>
+    <w:rsid w:val="00116D3C"/>
     <w:pPr>
       <w:spacing w:after="80" w:line="240" w:lineRule="auto"/>
       <w:contextualSpacing/>
@@ -1180,7 +984,7 @@
     <w:basedOn w:val="Fuentedeprrafopredeter"/>
     <w:link w:val="Ttulo"/>
     <w:uiPriority w:val="10"/>
-    <w:rsid w:val="00DB51AB"/>
+    <w:rsid w:val="00116D3C"/>
     <w:rPr>
       <w:rFonts w:asciiTheme="majorHAnsi" w:eastAsiaTheme="majorEastAsia" w:hAnsiTheme="majorHAnsi" w:cstheme="majorBidi"/>
       <w:spacing w:val="-10"/>
@@ -1196,7 +1000,7 @@
     <w:link w:val="SubttuloCar"/>
     <w:uiPriority w:val="11"/>
     <w:qFormat/>
-    <w:rsid w:val="00DB51AB"/>
+    <w:rsid w:val="00116D3C"/>
     <w:pPr>
       <w:numPr>
         <w:ilvl w:val="1"/>
@@ -1215,7 +1019,7 @@
     <w:basedOn w:val="Fuentedeprrafopredeter"/>
     <w:link w:val="Subttulo"/>
     <w:uiPriority w:val="11"/>
-    <w:rsid w:val="00DB51AB"/>
+    <w:rsid w:val="00116D3C"/>
     <w:rPr>
       <w:rFonts w:eastAsiaTheme="majorEastAsia" w:cstheme="majorBidi"/>
       <w:color w:val="595959" w:themeColor="text1" w:themeTint="A6"/>
@@ -1231,7 +1035,7 @@
     <w:link w:val="CitaCar"/>
     <w:uiPriority w:val="29"/>
     <w:qFormat/>
-    <w:rsid w:val="00DB51AB"/>
+    <w:rsid w:val="00116D3C"/>
     <w:pPr>
       <w:spacing w:before="160"/>
       <w:jc w:val="center"/>
@@ -1247,7 +1051,7 @@
     <w:basedOn w:val="Fuentedeprrafopredeter"/>
     <w:link w:val="Cita"/>
     <w:uiPriority w:val="29"/>
-    <w:rsid w:val="00DB51AB"/>
+    <w:rsid w:val="00116D3C"/>
     <w:rPr>
       <w:i/>
       <w:iCs/>
@@ -1259,7 +1063,7 @@
     <w:basedOn w:val="Normal"/>
     <w:uiPriority w:val="34"/>
     <w:qFormat/>
-    <w:rsid w:val="00DB51AB"/>
+    <w:rsid w:val="00116D3C"/>
     <w:pPr>
       <w:ind w:left="720"/>
       <w:contextualSpacing/>
@@ -1270,7 +1074,7 @@
     <w:basedOn w:val="Fuentedeprrafopredeter"/>
     <w:uiPriority w:val="21"/>
     <w:qFormat/>
-    <w:rsid w:val="00DB51AB"/>
+    <w:rsid w:val="00116D3C"/>
     <w:rPr>
       <w:i/>
       <w:iCs/>
@@ -1284,7 +1088,7 @@
     <w:link w:val="CitadestacadaCar"/>
     <w:uiPriority w:val="30"/>
     <w:qFormat/>
-    <w:rsid w:val="00DB51AB"/>
+    <w:rsid w:val="00116D3C"/>
     <w:pPr>
       <w:pBdr>
         <w:top w:val="single" w:sz="4" w:space="10" w:color="0F4761" w:themeColor="accent1" w:themeShade="BF"/>
@@ -1305,7 +1109,7 @@
     <w:basedOn w:val="Fuentedeprrafopredeter"/>
     <w:link w:val="Citadestacada"/>
     <w:uiPriority w:val="30"/>
-    <w:rsid w:val="00DB51AB"/>
+    <w:rsid w:val="00116D3C"/>
     <w:rPr>
       <w:i/>
       <w:iCs/>
@@ -1317,7 +1121,7 @@
     <w:basedOn w:val="Fuentedeprrafopredeter"/>
     <w:uiPriority w:val="32"/>
     <w:qFormat/>
-    <w:rsid w:val="00DB51AB"/>
+    <w:rsid w:val="00116D3C"/>
     <w:rPr>
       <w:b/>
       <w:bCs/>
@@ -1535,13 +1339,6 @@
         </a:gradFill>
       </a:fillStyleLst>
       <a:lnStyleLst>
-        <a:ln w="6350" cap="flat" cmpd="sng" algn="ctr">
-          <a:solidFill>
-            <a:schemeClr val="phClr"/>
-          </a:solidFill>
-          <a:prstDash val="solid"/>
-          <a:miter lim="800000"/>
-        </a:ln>
         <a:ln w="12700" cap="flat" cmpd="sng" algn="ctr">
           <a:solidFill>
             <a:schemeClr val="phClr"/>
@@ -1550,6 +1347,13 @@
           <a:miter lim="800000"/>
         </a:ln>
         <a:ln w="19050" cap="flat" cmpd="sng" algn="ctr">
+          <a:solidFill>
+            <a:schemeClr val="phClr"/>
+          </a:solidFill>
+          <a:prstDash val="solid"/>
+          <a:miter lim="800000"/>
+        </a:ln>
+        <a:ln w="25400" cap="flat" cmpd="sng" algn="ctr">
           <a:solidFill>
             <a:schemeClr val="phClr"/>
           </a:solidFill>
@@ -1614,7 +1418,27 @@
       </a:bgFillStyleLst>
     </a:fmtScheme>
   </a:themeElements>
-  <a:objectDefaults/>
+  <a:objectDefaults>
+    <a:lnDef>
+      <a:spPr/>
+      <a:bodyPr/>
+      <a:lstStyle/>
+      <a:style>
+        <a:lnRef idx="2">
+          <a:schemeClr val="accent1"/>
+        </a:lnRef>
+        <a:fillRef idx="0">
+          <a:schemeClr val="accent1"/>
+        </a:fillRef>
+        <a:effectRef idx="1">
+          <a:schemeClr val="accent1"/>
+        </a:effectRef>
+        <a:fontRef idx="minor">
+          <a:schemeClr val="tx1"/>
+        </a:fontRef>
+      </a:style>
+    </a:lnDef>
+  </a:objectDefaults>
   <a:extraClrSchemeLst/>
   <a:extLst>
     <a:ext uri="{05A4C25C-085E-4340-85A3-A5531E510DB2}">
